--- a/docs/word/Wochenprotokoll_27.02.2026.docx
+++ b/docs/word/Wochenprotokoll_27.02.2026.docx
@@ -618,435 +618,488 @@
         <w:t>4. KI-Einsatz &amp; Dokumentation</w:t>
       </w:r>
     </w:p>
-    <w:tbl>
-      <w:tblPr>
-        <w:tblStyle w:val="Gitternetztabelle1hell"/>
-        <w:tblW w:w="9534" w:type="dxa"/>
-        <w:tblLook w:val="04A0" w:firstRow="1" w:lastRow="0" w:firstColumn="1" w:lastColumn="0" w:noHBand="0" w:noVBand="1"/>
-      </w:tblPr>
-      <w:tblGrid>
-        <w:gridCol w:w="1752"/>
-        <w:gridCol w:w="3871"/>
-        <w:gridCol w:w="3911"/>
-      </w:tblGrid>
-      <w:tr>
-        <w:trPr>
-          <w:cnfStyle w:val="100000000000" w:firstRow="1" w:lastRow="0" w:firstColumn="0" w:lastColumn="0" w:oddVBand="0" w:evenVBand="0" w:oddHBand="0" w:evenHBand="0" w:firstRowFirstColumn="0" w:firstRowLastColumn="0" w:lastRowFirstColumn="0" w:lastRowLastColumn="0"/>
-        </w:trPr>
-        <w:tc>
-          <w:tcPr>
-            <w:cnfStyle w:val="001000000000" w:firstRow="0" w:lastRow="0" w:firstColumn="1" w:lastColumn="0" w:oddVBand="0" w:evenVBand="0" w:oddHBand="0" w:evenHBand="0" w:firstRowFirstColumn="0" w:firstRowLastColumn="0" w:lastRowFirstColumn="0" w:lastRowLastColumn="0"/>
-            <w:tcW w:w="1752" w:type="dxa"/>
-            <w:hideMark/>
-          </w:tcPr>
-          <w:p>
-            <w:pPr>
-              <w:spacing w:after="160" w:line="259" w:lineRule="auto"/>
-            </w:pPr>
-            <w:r>
-              <w:t>Tool</w:t>
-            </w:r>
-          </w:p>
-        </w:tc>
-        <w:tc>
-          <w:tcPr>
-            <w:tcW w:w="3871" w:type="dxa"/>
-            <w:hideMark/>
-          </w:tcPr>
-          <w:p>
-            <w:pPr>
-              <w:spacing w:after="160" w:line="259" w:lineRule="auto"/>
-              <w:cnfStyle w:val="100000000000" w:firstRow="1" w:lastRow="0" w:firstColumn="0" w:lastColumn="0" w:oddVBand="0" w:evenVBand="0" w:oddHBand="0" w:evenHBand="0" w:firstRowFirstColumn="0" w:firstRowLastColumn="0" w:lastRowFirstColumn="0" w:lastRowLastColumn="0"/>
-            </w:pPr>
-            <w:r>
-              <w:t>Prompt (Zusammenfassung)</w:t>
-            </w:r>
-          </w:p>
-        </w:tc>
-        <w:tc>
-          <w:tcPr>
-            <w:tcW w:w="0" w:type="auto"/>
-            <w:hideMark/>
-          </w:tcPr>
-          <w:p>
-            <w:pPr>
-              <w:spacing w:after="160" w:line="259" w:lineRule="auto"/>
-              <w:cnfStyle w:val="100000000000" w:firstRow="1" w:lastRow="0" w:firstColumn="0" w:lastColumn="0" w:oddVBand="0" w:evenVBand="0" w:oddHBand="0" w:evenHBand="0" w:firstRowFirstColumn="0" w:firstRowLastColumn="0" w:lastRowFirstColumn="0" w:lastRowLastColumn="0"/>
-            </w:pPr>
-            <w:r>
-              <w:t>Integration / Ergebnis</w:t>
-            </w:r>
-          </w:p>
-        </w:tc>
-      </w:tr>
-      <w:tr>
-        <w:trPr>
-          <w:trHeight w:val="1771"/>
-        </w:trPr>
-        <w:tc>
-          <w:tcPr>
-            <w:cnfStyle w:val="001000000000" w:firstRow="0" w:lastRow="0" w:firstColumn="1" w:lastColumn="0" w:oddVBand="0" w:evenVBand="0" w:oddHBand="0" w:evenHBand="0" w:firstRowFirstColumn="0" w:firstRowLastColumn="0" w:lastRowFirstColumn="0" w:lastRowLastColumn="0"/>
-            <w:tcW w:w="1752" w:type="dxa"/>
-            <w:hideMark/>
-          </w:tcPr>
-          <w:p>
-            <w:pPr>
-              <w:spacing w:after="160" w:line="259" w:lineRule="auto"/>
-            </w:pPr>
-            <w:proofErr w:type="spellStart"/>
-            <w:r>
-              <w:t>Github</w:t>
-            </w:r>
-            <w:proofErr w:type="spellEnd"/>
-            <w:r>
-              <w:t xml:space="preserve"> </w:t>
-            </w:r>
-            <w:proofErr w:type="spellStart"/>
-            <w:r>
-              <w:t>CoPilot</w:t>
-            </w:r>
-            <w:proofErr w:type="spellEnd"/>
-            <w:r>
-              <w:t xml:space="preserve"> (GPT-4)</w:t>
-            </w:r>
-          </w:p>
-        </w:tc>
-        <w:tc>
-          <w:tcPr>
-            <w:tcW w:w="3871" w:type="dxa"/>
-            <w:hideMark/>
-          </w:tcPr>
-          <w:p>
-            <w:pPr>
-              <w:spacing w:after="160" w:line="259" w:lineRule="auto"/>
-              <w:cnfStyle w:val="000000000000" w:firstRow="0" w:lastRow="0" w:firstColumn="0" w:lastColumn="0" w:oddVBand="0" w:evenVBand="0" w:oddHBand="0" w:evenHBand="0" w:firstRowFirstColumn="0" w:firstRowLastColumn="0" w:lastRowFirstColumn="0" w:lastRowLastColumn="0"/>
-            </w:pPr>
-            <w:r>
-              <w:rPr>
-                <w:i/>
-                <w:iCs/>
-              </w:rPr>
-              <w:t>"</w:t>
-            </w:r>
-            <w:r>
-              <w:rPr>
-                <w:i/>
-                <w:iCs/>
-              </w:rPr>
-              <w:t xml:space="preserve">Mach ein passendes </w:t>
-            </w:r>
-            <w:r>
-              <w:rPr>
-                <w:i/>
-                <w:iCs/>
-              </w:rPr>
-              <w:t>Error-Handling</w:t>
-            </w:r>
-            <w:r>
-              <w:rPr>
-                <w:i/>
-                <w:iCs/>
-              </w:rPr>
-              <w:t>“</w:t>
-            </w:r>
-          </w:p>
-        </w:tc>
-        <w:tc>
-          <w:tcPr>
-            <w:tcW w:w="0" w:type="auto"/>
-            <w:hideMark/>
-          </w:tcPr>
-          <w:p>
-            <w:pPr>
-              <w:pStyle w:val="Listenabsatz"/>
-              <w:numPr>
-                <w:ilvl w:val="0"/>
-                <w:numId w:val="7"/>
-              </w:numPr>
-              <w:cnfStyle w:val="000000000000" w:firstRow="0" w:lastRow="0" w:firstColumn="0" w:lastColumn="0" w:oddVBand="0" w:evenVBand="0" w:oddHBand="0" w:evenHBand="0" w:firstRowFirstColumn="0" w:firstRowLastColumn="0" w:lastRowFirstColumn="0" w:lastRowLastColumn="0"/>
-            </w:pPr>
-            <w:r>
-              <w:t>Try-Catch Blöcke um alle SQL-</w:t>
-            </w:r>
-            <w:proofErr w:type="spellStart"/>
-            <w:r>
-              <w:t>Queries</w:t>
-            </w:r>
-            <w:proofErr w:type="spellEnd"/>
-          </w:p>
-          <w:p>
-            <w:pPr>
-              <w:pStyle w:val="Listenabsatz"/>
-              <w:numPr>
-                <w:ilvl w:val="0"/>
-                <w:numId w:val="7"/>
-              </w:numPr>
-              <w:cnfStyle w:val="000000000000" w:firstRow="0" w:lastRow="0" w:firstColumn="0" w:lastColumn="0" w:oddVBand="0" w:evenVBand="0" w:oddHBand="0" w:evenHBand="0" w:firstRowFirstColumn="0" w:firstRowLastColumn="0" w:lastRowFirstColumn="0" w:lastRowLastColumn="0"/>
-            </w:pPr>
-            <w:r>
-              <w:t>Standardisiertes Error-Response Format</w:t>
-            </w:r>
-          </w:p>
-          <w:p>
-            <w:pPr>
-              <w:pStyle w:val="Listenabsatz"/>
-              <w:numPr>
-                <w:ilvl w:val="0"/>
-                <w:numId w:val="7"/>
-              </w:numPr>
-              <w:cnfStyle w:val="000000000000" w:firstRow="0" w:lastRow="0" w:firstColumn="0" w:lastColumn="0" w:oddVBand="0" w:evenVBand="0" w:oddHBand="0" w:evenHBand="0" w:firstRowFirstColumn="0" w:firstRowLastColumn="0" w:lastRowFirstColumn="0" w:lastRowLastColumn="0"/>
-            </w:pPr>
-            <w:r>
-              <w:t>Aussagekräftige Error-Messages für Client</w:t>
-            </w:r>
-          </w:p>
-          <w:p>
-            <w:pPr>
-              <w:spacing w:after="160" w:line="259" w:lineRule="auto"/>
-              <w:cnfStyle w:val="000000000000" w:firstRow="0" w:lastRow="0" w:firstColumn="0" w:lastColumn="0" w:oddVBand="0" w:evenVBand="0" w:oddHBand="0" w:evenHBand="0" w:firstRowFirstColumn="0" w:firstRowLastColumn="0" w:lastRowFirstColumn="0" w:lastRowLastColumn="0"/>
-            </w:pPr>
-          </w:p>
-        </w:tc>
-      </w:tr>
-      <w:tr>
-        <w:trPr>
-          <w:trHeight w:val="816"/>
-        </w:trPr>
-        <w:tc>
-          <w:tcPr>
-            <w:cnfStyle w:val="001000000000" w:firstRow="0" w:lastRow="0" w:firstColumn="1" w:lastColumn="0" w:oddVBand="0" w:evenVBand="0" w:oddHBand="0" w:evenHBand="0" w:firstRowFirstColumn="0" w:firstRowLastColumn="0" w:lastRowFirstColumn="0" w:lastRowLastColumn="0"/>
-            <w:tcW w:w="1752" w:type="dxa"/>
-          </w:tcPr>
-          <w:p>
-            <w:proofErr w:type="spellStart"/>
-            <w:r>
-              <w:t>Github</w:t>
-            </w:r>
-            <w:proofErr w:type="spellEnd"/>
-            <w:r>
-              <w:t xml:space="preserve"> </w:t>
-            </w:r>
-            <w:proofErr w:type="spellStart"/>
-            <w:r>
-              <w:t>CoPilot</w:t>
-            </w:r>
-            <w:proofErr w:type="spellEnd"/>
-            <w:r>
-              <w:t xml:space="preserve"> (GPT-4)</w:t>
-            </w:r>
-          </w:p>
-        </w:tc>
-        <w:tc>
-          <w:tcPr>
-            <w:tcW w:w="3871" w:type="dxa"/>
-          </w:tcPr>
-          <w:p>
-            <w:pPr>
-              <w:cnfStyle w:val="000000000000" w:firstRow="0" w:lastRow="0" w:firstColumn="0" w:lastColumn="0" w:oddVBand="0" w:evenVBand="0" w:oddHBand="0" w:evenHBand="0" w:firstRowFirstColumn="0" w:firstRowLastColumn="0" w:lastRowFirstColumn="0" w:lastRowLastColumn="0"/>
-              <w:rPr>
-                <w:i/>
-                <w:iCs/>
-              </w:rPr>
-            </w:pPr>
-            <w:r>
-              <w:rPr>
-                <w:i/>
-                <w:iCs/>
-              </w:rPr>
-              <w:t>"</w:t>
-            </w:r>
-            <w:r>
-              <w:rPr>
-                <w:i/>
-                <w:iCs/>
-              </w:rPr>
-              <w:t>Implementier</w:t>
-            </w:r>
-            <w:r>
-              <w:rPr>
-                <w:i/>
-                <w:iCs/>
-              </w:rPr>
-              <w:t xml:space="preserve"> eine</w:t>
-            </w:r>
-            <w:r>
-              <w:rPr>
-                <w:i/>
-                <w:iCs/>
-              </w:rPr>
-              <w:t xml:space="preserve"> Input-Validierung</w:t>
-            </w:r>
-            <w:r>
-              <w:rPr>
-                <w:i/>
-                <w:iCs/>
-              </w:rPr>
-              <w:t>"</w:t>
-            </w:r>
-          </w:p>
-        </w:tc>
-        <w:tc>
-          <w:tcPr>
-            <w:tcW w:w="0" w:type="auto"/>
-          </w:tcPr>
-          <w:p>
-            <w:pPr>
-              <w:pStyle w:val="Listenabsatz"/>
-              <w:numPr>
-                <w:ilvl w:val="0"/>
-                <w:numId w:val="7"/>
-              </w:numPr>
-              <w:cnfStyle w:val="000000000000" w:firstRow="0" w:lastRow="0" w:firstColumn="0" w:lastColumn="0" w:oddVBand="0" w:evenVBand="0" w:oddHBand="0" w:evenHBand="0" w:firstRowFirstColumn="0" w:firstRowLastColumn="0" w:lastRowFirstColumn="0" w:lastRowLastColumn="0"/>
-            </w:pPr>
-            <w:r>
-              <w:t>Input-Validierung bei allen POST/PUT Endpoints</w:t>
-            </w:r>
-          </w:p>
-        </w:tc>
-      </w:tr>
-      <w:tr>
-        <w:tc>
-          <w:tcPr>
-            <w:cnfStyle w:val="001000000000" w:firstRow="0" w:lastRow="0" w:firstColumn="1" w:lastColumn="0" w:oddVBand="0" w:evenVBand="0" w:oddHBand="0" w:evenHBand="0" w:firstRowFirstColumn="0" w:firstRowLastColumn="0" w:lastRowFirstColumn="0" w:lastRowLastColumn="0"/>
-            <w:tcW w:w="1752" w:type="dxa"/>
-          </w:tcPr>
-          <w:p>
-            <w:proofErr w:type="spellStart"/>
-            <w:r>
-              <w:t>Github</w:t>
-            </w:r>
-            <w:proofErr w:type="spellEnd"/>
-            <w:r>
-              <w:t xml:space="preserve"> </w:t>
-            </w:r>
-            <w:proofErr w:type="spellStart"/>
-            <w:r>
-              <w:t>CoPilot</w:t>
-            </w:r>
-            <w:proofErr w:type="spellEnd"/>
-            <w:r>
-              <w:t xml:space="preserve"> (GPT-4)</w:t>
-            </w:r>
-          </w:p>
-        </w:tc>
-        <w:tc>
-          <w:tcPr>
-            <w:tcW w:w="3871" w:type="dxa"/>
-          </w:tcPr>
-          <w:p>
-            <w:pPr>
-              <w:cnfStyle w:val="000000000000" w:firstRow="0" w:lastRow="0" w:firstColumn="0" w:lastColumn="0" w:oddVBand="0" w:evenVBand="0" w:oddHBand="0" w:evenHBand="0" w:firstRowFirstColumn="0" w:firstRowLastColumn="0" w:lastRowFirstColumn="0" w:lastRowLastColumn="0"/>
-              <w:rPr>
-                <w:i/>
-                <w:iCs/>
-              </w:rPr>
-            </w:pPr>
-            <w:r>
-              <w:rPr>
-                <w:i/>
-                <w:iCs/>
-              </w:rPr>
-              <w:t>"</w:t>
-            </w:r>
-            <w:r>
-              <w:rPr>
-                <w:i/>
-                <w:iCs/>
-              </w:rPr>
-              <w:t xml:space="preserve">Sorge für eine </w:t>
-            </w:r>
-            <w:r>
-              <w:rPr>
-                <w:i/>
-                <w:iCs/>
-              </w:rPr>
-              <w:t>bessere Code-Struktur</w:t>
-            </w:r>
-            <w:r>
-              <w:rPr>
-                <w:i/>
-                <w:iCs/>
-              </w:rPr>
-              <w:t xml:space="preserve"> in meinem Chaos</w:t>
-            </w:r>
-            <w:r>
-              <w:rPr>
-                <w:i/>
-                <w:iCs/>
-              </w:rPr>
-              <w:t>"</w:t>
-            </w:r>
-          </w:p>
-        </w:tc>
-        <w:tc>
-          <w:tcPr>
-            <w:tcW w:w="0" w:type="auto"/>
-          </w:tcPr>
-          <w:p>
-            <w:pPr>
-              <w:pStyle w:val="Listenabsatz"/>
-              <w:numPr>
-                <w:ilvl w:val="0"/>
-                <w:numId w:val="7"/>
-              </w:numPr>
-              <w:cnfStyle w:val="000000000000" w:firstRow="0" w:lastRow="0" w:firstColumn="0" w:lastColumn="0" w:oddVBand="0" w:evenVBand="0" w:oddHBand="0" w:evenHBand="0" w:firstRowFirstColumn="0" w:firstRowLastColumn="0" w:lastRowFirstColumn="0" w:lastRowLastColumn="0"/>
-            </w:pPr>
-            <w:r>
-              <w:t>CRUD-Funktionen in separate dbService.js ausgelagert</w:t>
-            </w:r>
-          </w:p>
-          <w:p>
-            <w:pPr>
-              <w:pStyle w:val="Listenabsatz"/>
-              <w:numPr>
-                <w:ilvl w:val="0"/>
-                <w:numId w:val="7"/>
-              </w:numPr>
-              <w:cnfStyle w:val="000000000000" w:firstRow="0" w:lastRow="0" w:firstColumn="0" w:lastColumn="0" w:oddVBand="0" w:evenVBand="0" w:oddHBand="0" w:evenHBand="0" w:firstRowFirstColumn="0" w:firstRowLastColumn="0" w:lastRowFirstColumn="0" w:lastRowLastColumn="0"/>
-            </w:pPr>
-            <w:r>
-              <w:t>Funktionen nach Logik gruppiert (Users, Quests, Stats)</w:t>
-            </w:r>
-          </w:p>
-          <w:p>
-            <w:pPr>
-              <w:pStyle w:val="Listenabsatz"/>
-              <w:numPr>
-                <w:ilvl w:val="0"/>
-                <w:numId w:val="7"/>
-              </w:numPr>
-              <w:cnfStyle w:val="000000000000" w:firstRow="0" w:lastRow="0" w:firstColumn="0" w:lastColumn="0" w:oddVBand="0" w:evenVBand="0" w:oddHBand="0" w:evenHBand="0" w:firstRowFirstColumn="0" w:firstRowLastColumn="0" w:lastRowFirstColumn="0" w:lastRowLastColumn="0"/>
-            </w:pPr>
-            <w:r>
-              <w:t>Konsistente Namenkonventionen implementiert</w:t>
-            </w:r>
-          </w:p>
-          <w:p>
-            <w:pPr>
-              <w:pStyle w:val="Listenabsatz"/>
-              <w:numPr>
-                <w:ilvl w:val="0"/>
-                <w:numId w:val="7"/>
-              </w:numPr>
-              <w:cnfStyle w:val="000000000000" w:firstRow="0" w:lastRow="0" w:firstColumn="0" w:lastColumn="0" w:oddVBand="0" w:evenVBand="0" w:oddHBand="0" w:evenHBand="0" w:firstRowFirstColumn="0" w:firstRowLastColumn="0" w:lastRowFirstColumn="0" w:lastRowLastColumn="0"/>
-            </w:pPr>
-            <w:proofErr w:type="spellStart"/>
-            <w:r>
-              <w:t>JSDoc</w:t>
-            </w:r>
-            <w:proofErr w:type="spellEnd"/>
-            <w:r>
-              <w:t>-Kommentare für alle öffentlichen Funktionen</w:t>
-            </w:r>
-          </w:p>
-          <w:p>
-            <w:pPr>
-              <w:cnfStyle w:val="000000000000" w:firstRow="0" w:lastRow="0" w:firstColumn="0" w:lastColumn="0" w:oddVBand="0" w:evenVBand="0" w:oddHBand="0" w:evenHBand="0" w:firstRowFirstColumn="0" w:firstRowLastColumn="0" w:lastRowFirstColumn="0" w:lastRowLastColumn="0"/>
-            </w:pPr>
-          </w:p>
-        </w:tc>
-      </w:tr>
-    </w:tbl>
+    <w:p>
+      <w:r>
+        <w:rPr>
+          <w:b/>
+          <w:bCs/>
+        </w:rPr>
+        <w:t>Modell:</w:t>
+      </w:r>
+      <w:r>
+        <w:t xml:space="preserve"> GitHub Copilot (GPT-4)</w:t>
+      </w:r>
+    </w:p>
+    <w:p>
+      <w:r>
+        <w:rPr>
+          <w:b/>
+          <w:bCs/>
+        </w:rPr>
+        <w:t>1. Error-Handling für API und Datenbank</w:t>
+      </w:r>
+    </w:p>
+    <w:p>
+      <w:pPr>
+        <w:numPr>
+          <w:ilvl w:val="0"/>
+          <w:numId w:val="8"/>
+        </w:numPr>
+      </w:pPr>
+      <w:r>
+        <w:rPr>
+          <w:b/>
+          <w:bCs/>
+        </w:rPr>
+        <w:t>Prompt:</w:t>
+      </w:r>
+      <w:r>
+        <w:t xml:space="preserve"> „Mach ein passendes Error-Handling“</w:t>
+      </w:r>
+    </w:p>
+    <w:p>
+      <w:pPr>
+        <w:numPr>
+          <w:ilvl w:val="0"/>
+          <w:numId w:val="8"/>
+        </w:numPr>
+      </w:pPr>
+      <w:r>
+        <w:rPr>
+          <w:b/>
+          <w:bCs/>
+        </w:rPr>
+        <w:t>Ergebnis:</w:t>
+      </w:r>
+      <w:r>
+        <w:t xml:space="preserve"> Try-Catch-Blöcke um alle SQL-</w:t>
+      </w:r>
+      <w:proofErr w:type="spellStart"/>
+      <w:r>
+        <w:t>Queries</w:t>
+      </w:r>
+      <w:proofErr w:type="spellEnd"/>
+      <w:r>
+        <w:t>, einheitliches Error-Response Format, verständliche Fehlermeldungen für den Client</w:t>
+      </w:r>
+    </w:p>
+    <w:p>
+      <w:pPr>
+        <w:numPr>
+          <w:ilvl w:val="0"/>
+          <w:numId w:val="8"/>
+        </w:numPr>
+      </w:pPr>
+      <w:r>
+        <w:rPr>
+          <w:b/>
+          <w:bCs/>
+        </w:rPr>
+        <w:t>Integration:</w:t>
+      </w:r>
+      <w:r>
+        <w:t xml:space="preserve"> Die Blöcke wurden direkt in die CRUD-Funktionen der Endpunkte eingebaut. Fehler werden über die Middleware an den Client zurückgegeben, sodass sie konsistent und nachvollziehbar behandelt werden.</w:t>
+      </w:r>
+    </w:p>
+    <w:p>
+      <w:r>
+        <w:rPr>
+          <w:b/>
+          <w:bCs/>
+        </w:rPr>
+        <w:t>2. Input-Validierung</w:t>
+      </w:r>
+    </w:p>
+    <w:p>
+      <w:pPr>
+        <w:numPr>
+          <w:ilvl w:val="0"/>
+          <w:numId w:val="9"/>
+        </w:numPr>
+      </w:pPr>
+      <w:r>
+        <w:rPr>
+          <w:b/>
+          <w:bCs/>
+        </w:rPr>
+        <w:t>Prompt:</w:t>
+      </w:r>
+      <w:r>
+        <w:t xml:space="preserve"> „Implementier eine Input-Validierung“</w:t>
+      </w:r>
+    </w:p>
+    <w:p>
+      <w:pPr>
+        <w:numPr>
+          <w:ilvl w:val="0"/>
+          <w:numId w:val="9"/>
+        </w:numPr>
+      </w:pPr>
+      <w:r>
+        <w:rPr>
+          <w:b/>
+          <w:bCs/>
+        </w:rPr>
+        <w:t>Ergebnis:</w:t>
+      </w:r>
+      <w:r>
+        <w:t xml:space="preserve"> Validierungsfunktionen für alle POST/PUT Endpoints, ungültige oder unvollständige Eingaben werden erkannt, entsprechende Fehlermeldungen erzeugt</w:t>
+      </w:r>
+    </w:p>
+    <w:p>
+      <w:pPr>
+        <w:numPr>
+          <w:ilvl w:val="0"/>
+          <w:numId w:val="9"/>
+        </w:numPr>
+      </w:pPr>
+      <w:r>
+        <w:rPr>
+          <w:b/>
+          <w:bCs/>
+        </w:rPr>
+        <w:t>Integration:</w:t>
+      </w:r>
+      <w:r>
+        <w:t xml:space="preserve"> Die Validierungen werden zu Beginn der </w:t>
+      </w:r>
+      <w:proofErr w:type="spellStart"/>
+      <w:r>
+        <w:t>Endpoint</w:t>
+      </w:r>
+      <w:proofErr w:type="spellEnd"/>
+      <w:r>
+        <w:t>-Funktionen aufgerufen. Bei fehlerhaften Daten wird der Request abgebrochen und eine standardisierte Fehlermeldung zurückgegeben.</w:t>
+      </w:r>
+    </w:p>
+    <w:p>
+      <w:r>
+        <w:rPr>
+          <w:b/>
+          <w:bCs/>
+        </w:rPr>
+        <w:t>3. Verbesserung der Code-Struktur</w:t>
+      </w:r>
+    </w:p>
+    <w:p>
+      <w:pPr>
+        <w:numPr>
+          <w:ilvl w:val="0"/>
+          <w:numId w:val="10"/>
+        </w:numPr>
+      </w:pPr>
+      <w:r>
+        <w:rPr>
+          <w:b/>
+          <w:bCs/>
+        </w:rPr>
+        <w:t>Prompt:</w:t>
+      </w:r>
+      <w:r>
+        <w:t xml:space="preserve"> „Sorge für eine bessere Code-Struktur in meinem Chaos“</w:t>
+      </w:r>
+    </w:p>
+    <w:p>
+      <w:pPr>
+        <w:numPr>
+          <w:ilvl w:val="0"/>
+          <w:numId w:val="10"/>
+        </w:numPr>
+      </w:pPr>
+      <w:r>
+        <w:rPr>
+          <w:b/>
+          <w:bCs/>
+        </w:rPr>
+        <w:t>Ergebnis:</w:t>
+      </w:r>
+      <w:r>
+        <w:t xml:space="preserve"> CRUD-Funktionen ausgelagert in </w:t>
+      </w:r>
+      <w:r>
+        <w:rPr>
+          <w:i/>
+          <w:iCs/>
+        </w:rPr>
+        <w:t>dbService.js</w:t>
+      </w:r>
+      <w:r>
+        <w:t xml:space="preserve">, Funktionen nach logischen Bereichen (Users, Quests, Stats) gruppiert, Namenskonventionen vereinheitlicht, </w:t>
+      </w:r>
+      <w:proofErr w:type="spellStart"/>
+      <w:r>
+        <w:t>JSDoc</w:t>
+      </w:r>
+      <w:proofErr w:type="spellEnd"/>
+      <w:r>
+        <w:t>-Kommentare ergänzt</w:t>
+      </w:r>
+    </w:p>
+    <w:p>
+      <w:pPr>
+        <w:numPr>
+          <w:ilvl w:val="0"/>
+          <w:numId w:val="10"/>
+        </w:numPr>
+      </w:pPr>
+      <w:r>
+        <w:rPr>
+          <w:b/>
+          <w:bCs/>
+        </w:rPr>
+        <w:t>Integration:</w:t>
+      </w:r>
+      <w:r>
+        <w:t xml:space="preserve"> Endpunkte importieren die Funktionen aus </w:t>
+      </w:r>
+      <w:r>
+        <w:rPr>
+          <w:i/>
+          <w:iCs/>
+        </w:rPr>
+        <w:t>dbService.js</w:t>
+      </w:r>
+      <w:r>
+        <w:t>. Dadurch sind die API-Routen schlanker, übersichtlicher und leichter wartbar.</w:t>
+      </w:r>
+    </w:p>
+    <w:p>
+      <w:r>
+        <w:rPr>
+          <w:b/>
+          <w:bCs/>
+        </w:rPr>
+        <w:t>4. JWT-Token-Validierung</w:t>
+      </w:r>
+    </w:p>
+    <w:p>
+      <w:pPr>
+        <w:numPr>
+          <w:ilvl w:val="0"/>
+          <w:numId w:val="11"/>
+        </w:numPr>
+      </w:pPr>
+      <w:r>
+        <w:rPr>
+          <w:b/>
+          <w:bCs/>
+        </w:rPr>
+        <w:t>Prompt:</w:t>
+      </w:r>
+      <w:r>
+        <w:t xml:space="preserve"> „Warum verifiziert mein </w:t>
+      </w:r>
+      <w:proofErr w:type="gramStart"/>
+      <w:r>
+        <w:t>JWT Token</w:t>
+      </w:r>
+      <w:proofErr w:type="gramEnd"/>
+      <w:r>
+        <w:t xml:space="preserve"> nicht richtig?“</w:t>
+      </w:r>
+    </w:p>
+    <w:p>
+      <w:pPr>
+        <w:numPr>
+          <w:ilvl w:val="0"/>
+          <w:numId w:val="11"/>
+        </w:numPr>
+      </w:pPr>
+      <w:r>
+        <w:rPr>
+          <w:b/>
+          <w:bCs/>
+        </w:rPr>
+        <w:t>Ergebnis:</w:t>
+      </w:r>
+      <w:r>
+        <w:t xml:space="preserve"> Hinweise zum richtigen Secret-Key und Token-Decoding, damit Token korrekt verifiziert werden</w:t>
+      </w:r>
+    </w:p>
+    <w:p>
+      <w:pPr>
+        <w:numPr>
+          <w:ilvl w:val="0"/>
+          <w:numId w:val="11"/>
+        </w:numPr>
+      </w:pPr>
+      <w:r>
+        <w:rPr>
+          <w:b/>
+          <w:bCs/>
+        </w:rPr>
+        <w:t>Integration:</w:t>
+      </w:r>
+      <w:r>
+        <w:t xml:space="preserve"> JWT-Middleware prüft jetzt alle geschützten Endpunkte, dekodiert Token korrekt und gibt aussagekräftige Fehlermeldungen bei Problemen zurück.</w:t>
+      </w:r>
+    </w:p>
+    <w:p>
+      <w:pPr>
+        <w:rPr>
+          <w:b/>
+          <w:bCs/>
+        </w:rPr>
+      </w:pPr>
+      <w:r>
+        <w:rPr>
+          <w:b/>
+          <w:bCs/>
+        </w:rPr>
+        <w:br w:type="page"/>
+      </w:r>
+    </w:p>
+    <w:p>
+      <w:r>
+        <w:rPr>
+          <w:b/>
+          <w:bCs/>
+        </w:rPr>
+        <w:lastRenderedPageBreak/>
+        <w:t>5. Doppelte Benutzerregistrierung verhindern</w:t>
+      </w:r>
+    </w:p>
+    <w:p>
+      <w:pPr>
+        <w:numPr>
+          <w:ilvl w:val="0"/>
+          <w:numId w:val="12"/>
+        </w:numPr>
+      </w:pPr>
+      <w:r>
+        <w:rPr>
+          <w:b/>
+          <w:bCs/>
+        </w:rPr>
+        <w:t>Prompt:</w:t>
+      </w:r>
+      <w:r>
+        <w:t xml:space="preserve"> „Wie verhindere ich doppelte User-Registrierungen?“</w:t>
+      </w:r>
+    </w:p>
+    <w:p>
+      <w:pPr>
+        <w:numPr>
+          <w:ilvl w:val="0"/>
+          <w:numId w:val="12"/>
+        </w:numPr>
+      </w:pPr>
+      <w:r>
+        <w:rPr>
+          <w:b/>
+          <w:bCs/>
+        </w:rPr>
+        <w:t>Ergebnis:</w:t>
+      </w:r>
+      <w:r>
+        <w:t xml:space="preserve"> Prüfung, ob die E-Mail-Adresse bereits existiert, und Rückgabe einer Fehlermeldung, falls sie schon </w:t>
+      </w:r>
+      <w:proofErr w:type="gramStart"/>
+      <w:r>
+        <w:t>registriert</w:t>
+      </w:r>
+      <w:proofErr w:type="gramEnd"/>
+      <w:r>
+        <w:t xml:space="preserve"> ist</w:t>
+      </w:r>
+    </w:p>
+    <w:p>
+      <w:pPr>
+        <w:numPr>
+          <w:ilvl w:val="0"/>
+          <w:numId w:val="12"/>
+        </w:numPr>
+      </w:pPr>
+      <w:r>
+        <w:rPr>
+          <w:b/>
+          <w:bCs/>
+        </w:rPr>
+        <w:t>Integration:</w:t>
+      </w:r>
+      <w:r>
+        <w:t xml:space="preserve"> Die Prüfung erfolgt direkt vor der INSERT-Query in der Registrierungsfunktion. Somit werden doppelte Einträge vermieden und der Client erhält sofort Feedback.</w:t>
+      </w:r>
+    </w:p>
+    <w:p>
+      <w:r>
+        <w:rPr>
+          <w:b/>
+          <w:bCs/>
+        </w:rPr>
+        <w:t>6. Architektur &amp; API-Design prüfen</w:t>
+      </w:r>
+    </w:p>
+    <w:p>
+      <w:pPr>
+        <w:numPr>
+          <w:ilvl w:val="0"/>
+          <w:numId w:val="13"/>
+        </w:numPr>
+      </w:pPr>
+      <w:r>
+        <w:rPr>
+          <w:b/>
+          <w:bCs/>
+        </w:rPr>
+        <w:t>Prompt:</w:t>
+      </w:r>
+      <w:r>
+        <w:t xml:space="preserve"> „Checke mein SQLite-Datenbankschema auf Sicherheit, Struktur und Sinnhaftigkeit“ und „Wie sollte ich Error-Handling in einer REST API standardisieren?“</w:t>
+      </w:r>
+    </w:p>
+    <w:p>
+      <w:pPr>
+        <w:numPr>
+          <w:ilvl w:val="0"/>
+          <w:numId w:val="13"/>
+        </w:numPr>
+      </w:pPr>
+      <w:r>
+        <w:rPr>
+          <w:b/>
+          <w:bCs/>
+        </w:rPr>
+        <w:t>Ergebnis:</w:t>
+      </w:r>
+      <w:r>
+        <w:t xml:space="preserve"> Validierung der Architektur, Optimierung des API-Designs, Verbesserung von Error-Handling und Code-Struktur, Planung für </w:t>
+      </w:r>
+      <w:proofErr w:type="spellStart"/>
+      <w:r>
+        <w:t>Testing</w:t>
+      </w:r>
+      <w:proofErr w:type="spellEnd"/>
+      <w:r>
+        <w:t xml:space="preserve"> und Dokumentation</w:t>
+      </w:r>
+    </w:p>
+    <w:p>
+      <w:pPr>
+        <w:numPr>
+          <w:ilvl w:val="0"/>
+          <w:numId w:val="13"/>
+        </w:numPr>
+      </w:pPr>
+      <w:r>
+        <w:rPr>
+          <w:b/>
+          <w:bCs/>
+        </w:rPr>
+        <w:t>Integration:</w:t>
+      </w:r>
+      <w:r>
+        <w:t xml:space="preserve"> Ergebnisse flossen in die Endpunktstruktur, Error-Handling-Strategie und Code-Organisation ein, wodurch die Grundlage für sauberes </w:t>
+      </w:r>
+      <w:proofErr w:type="spellStart"/>
+      <w:r>
+        <w:t>Testing</w:t>
+      </w:r>
+      <w:proofErr w:type="spellEnd"/>
+      <w:r>
+        <w:t xml:space="preserve"> und Dokumentation geschaffen wurde.</w:t>
+      </w:r>
+    </w:p>
     <w:p/>
     <w:sectPr>
       <w:pgSz w:w="11906" w:h="16838"/>
@@ -1210,6 +1263,155 @@
     </w:lvl>
   </w:abstractNum>
   <w:abstractNum w:abstractNumId="1" w15:restartNumberingAfterBreak="0">
+    <w:nsid w:val="10193DE3"/>
+    <w:multiLevelType w:val="multilevel"/>
+    <w:tmpl w:val="D0249194"/>
+    <w:lvl w:ilvl="0">
+      <w:start w:val="1"/>
+      <w:numFmt w:val="bullet"/>
+      <w:lvlText w:val=""/>
+      <w:lvlJc w:val="left"/>
+      <w:pPr>
+        <w:tabs>
+          <w:tab w:val="num" w:pos="720"/>
+        </w:tabs>
+        <w:ind w:left="720" w:hanging="360"/>
+      </w:pPr>
+      <w:rPr>
+        <w:rFonts w:ascii="Symbol" w:hAnsi="Symbol" w:hint="default"/>
+        <w:sz w:val="20"/>
+      </w:rPr>
+    </w:lvl>
+    <w:lvl w:ilvl="1" w:tentative="1">
+      <w:start w:val="1"/>
+      <w:numFmt w:val="bullet"/>
+      <w:lvlText w:val="o"/>
+      <w:lvlJc w:val="left"/>
+      <w:pPr>
+        <w:tabs>
+          <w:tab w:val="num" w:pos="1440"/>
+        </w:tabs>
+        <w:ind w:left="1440" w:hanging="360"/>
+      </w:pPr>
+      <w:rPr>
+        <w:rFonts w:ascii="Courier New" w:hAnsi="Courier New" w:hint="default"/>
+        <w:sz w:val="20"/>
+      </w:rPr>
+    </w:lvl>
+    <w:lvl w:ilvl="2" w:tentative="1">
+      <w:start w:val="1"/>
+      <w:numFmt w:val="bullet"/>
+      <w:lvlText w:val=""/>
+      <w:lvlJc w:val="left"/>
+      <w:pPr>
+        <w:tabs>
+          <w:tab w:val="num" w:pos="2160"/>
+        </w:tabs>
+        <w:ind w:left="2160" w:hanging="360"/>
+      </w:pPr>
+      <w:rPr>
+        <w:rFonts w:ascii="Wingdings" w:hAnsi="Wingdings" w:hint="default"/>
+        <w:sz w:val="20"/>
+      </w:rPr>
+    </w:lvl>
+    <w:lvl w:ilvl="3" w:tentative="1">
+      <w:start w:val="1"/>
+      <w:numFmt w:val="bullet"/>
+      <w:lvlText w:val=""/>
+      <w:lvlJc w:val="left"/>
+      <w:pPr>
+        <w:tabs>
+          <w:tab w:val="num" w:pos="2880"/>
+        </w:tabs>
+        <w:ind w:left="2880" w:hanging="360"/>
+      </w:pPr>
+      <w:rPr>
+        <w:rFonts w:ascii="Wingdings" w:hAnsi="Wingdings" w:hint="default"/>
+        <w:sz w:val="20"/>
+      </w:rPr>
+    </w:lvl>
+    <w:lvl w:ilvl="4" w:tentative="1">
+      <w:start w:val="1"/>
+      <w:numFmt w:val="bullet"/>
+      <w:lvlText w:val=""/>
+      <w:lvlJc w:val="left"/>
+      <w:pPr>
+        <w:tabs>
+          <w:tab w:val="num" w:pos="3600"/>
+        </w:tabs>
+        <w:ind w:left="3600" w:hanging="360"/>
+      </w:pPr>
+      <w:rPr>
+        <w:rFonts w:ascii="Wingdings" w:hAnsi="Wingdings" w:hint="default"/>
+        <w:sz w:val="20"/>
+      </w:rPr>
+    </w:lvl>
+    <w:lvl w:ilvl="5" w:tentative="1">
+      <w:start w:val="1"/>
+      <w:numFmt w:val="bullet"/>
+      <w:lvlText w:val=""/>
+      <w:lvlJc w:val="left"/>
+      <w:pPr>
+        <w:tabs>
+          <w:tab w:val="num" w:pos="4320"/>
+        </w:tabs>
+        <w:ind w:left="4320" w:hanging="360"/>
+      </w:pPr>
+      <w:rPr>
+        <w:rFonts w:ascii="Wingdings" w:hAnsi="Wingdings" w:hint="default"/>
+        <w:sz w:val="20"/>
+      </w:rPr>
+    </w:lvl>
+    <w:lvl w:ilvl="6" w:tentative="1">
+      <w:start w:val="1"/>
+      <w:numFmt w:val="bullet"/>
+      <w:lvlText w:val=""/>
+      <w:lvlJc w:val="left"/>
+      <w:pPr>
+        <w:tabs>
+          <w:tab w:val="num" w:pos="5040"/>
+        </w:tabs>
+        <w:ind w:left="5040" w:hanging="360"/>
+      </w:pPr>
+      <w:rPr>
+        <w:rFonts w:ascii="Wingdings" w:hAnsi="Wingdings" w:hint="default"/>
+        <w:sz w:val="20"/>
+      </w:rPr>
+    </w:lvl>
+    <w:lvl w:ilvl="7" w:tentative="1">
+      <w:start w:val="1"/>
+      <w:numFmt w:val="bullet"/>
+      <w:lvlText w:val=""/>
+      <w:lvlJc w:val="left"/>
+      <w:pPr>
+        <w:tabs>
+          <w:tab w:val="num" w:pos="5760"/>
+        </w:tabs>
+        <w:ind w:left="5760" w:hanging="360"/>
+      </w:pPr>
+      <w:rPr>
+        <w:rFonts w:ascii="Wingdings" w:hAnsi="Wingdings" w:hint="default"/>
+        <w:sz w:val="20"/>
+      </w:rPr>
+    </w:lvl>
+    <w:lvl w:ilvl="8" w:tentative="1">
+      <w:start w:val="1"/>
+      <w:numFmt w:val="bullet"/>
+      <w:lvlText w:val=""/>
+      <w:lvlJc w:val="left"/>
+      <w:pPr>
+        <w:tabs>
+          <w:tab w:val="num" w:pos="6480"/>
+        </w:tabs>
+        <w:ind w:left="6480" w:hanging="360"/>
+      </w:pPr>
+      <w:rPr>
+        <w:rFonts w:ascii="Wingdings" w:hAnsi="Wingdings" w:hint="default"/>
+        <w:sz w:val="20"/>
+      </w:rPr>
+    </w:lvl>
+  </w:abstractNum>
+  <w:abstractNum w:abstractNumId="2" w15:restartNumberingAfterBreak="0">
     <w:nsid w:val="16550157"/>
     <w:multiLevelType w:val="multilevel"/>
     <w:tmpl w:val="34B0C7FC"/>
@@ -1358,7 +1560,7 @@
       </w:rPr>
     </w:lvl>
   </w:abstractNum>
-  <w:abstractNum w:abstractNumId="2" w15:restartNumberingAfterBreak="0">
+  <w:abstractNum w:abstractNumId="3" w15:restartNumberingAfterBreak="0">
     <w:nsid w:val="2C296A0E"/>
     <w:multiLevelType w:val="multilevel"/>
     <w:tmpl w:val="D7E85BCC"/>
@@ -1507,7 +1709,7 @@
       </w:rPr>
     </w:lvl>
   </w:abstractNum>
-  <w:abstractNum w:abstractNumId="3" w15:restartNumberingAfterBreak="0">
+  <w:abstractNum w:abstractNumId="4" w15:restartNumberingAfterBreak="0">
     <w:nsid w:val="2D3D3CBC"/>
     <w:multiLevelType w:val="hybridMultilevel"/>
     <w:tmpl w:val="F6D6311A"/>
@@ -1620,7 +1822,156 @@
       </w:rPr>
     </w:lvl>
   </w:abstractNum>
-  <w:abstractNum w:abstractNumId="4" w15:restartNumberingAfterBreak="0">
+  <w:abstractNum w:abstractNumId="5" w15:restartNumberingAfterBreak="0">
+    <w:nsid w:val="30EB5A75"/>
+    <w:multiLevelType w:val="multilevel"/>
+    <w:tmpl w:val="21F07832"/>
+    <w:lvl w:ilvl="0">
+      <w:start w:val="1"/>
+      <w:numFmt w:val="bullet"/>
+      <w:lvlText w:val=""/>
+      <w:lvlJc w:val="left"/>
+      <w:pPr>
+        <w:tabs>
+          <w:tab w:val="num" w:pos="720"/>
+        </w:tabs>
+        <w:ind w:left="720" w:hanging="360"/>
+      </w:pPr>
+      <w:rPr>
+        <w:rFonts w:ascii="Symbol" w:hAnsi="Symbol" w:hint="default"/>
+        <w:sz w:val="20"/>
+      </w:rPr>
+    </w:lvl>
+    <w:lvl w:ilvl="1" w:tentative="1">
+      <w:start w:val="1"/>
+      <w:numFmt w:val="bullet"/>
+      <w:lvlText w:val="o"/>
+      <w:lvlJc w:val="left"/>
+      <w:pPr>
+        <w:tabs>
+          <w:tab w:val="num" w:pos="1440"/>
+        </w:tabs>
+        <w:ind w:left="1440" w:hanging="360"/>
+      </w:pPr>
+      <w:rPr>
+        <w:rFonts w:ascii="Courier New" w:hAnsi="Courier New" w:hint="default"/>
+        <w:sz w:val="20"/>
+      </w:rPr>
+    </w:lvl>
+    <w:lvl w:ilvl="2" w:tentative="1">
+      <w:start w:val="1"/>
+      <w:numFmt w:val="bullet"/>
+      <w:lvlText w:val=""/>
+      <w:lvlJc w:val="left"/>
+      <w:pPr>
+        <w:tabs>
+          <w:tab w:val="num" w:pos="2160"/>
+        </w:tabs>
+        <w:ind w:left="2160" w:hanging="360"/>
+      </w:pPr>
+      <w:rPr>
+        <w:rFonts w:ascii="Wingdings" w:hAnsi="Wingdings" w:hint="default"/>
+        <w:sz w:val="20"/>
+      </w:rPr>
+    </w:lvl>
+    <w:lvl w:ilvl="3" w:tentative="1">
+      <w:start w:val="1"/>
+      <w:numFmt w:val="bullet"/>
+      <w:lvlText w:val=""/>
+      <w:lvlJc w:val="left"/>
+      <w:pPr>
+        <w:tabs>
+          <w:tab w:val="num" w:pos="2880"/>
+        </w:tabs>
+        <w:ind w:left="2880" w:hanging="360"/>
+      </w:pPr>
+      <w:rPr>
+        <w:rFonts w:ascii="Wingdings" w:hAnsi="Wingdings" w:hint="default"/>
+        <w:sz w:val="20"/>
+      </w:rPr>
+    </w:lvl>
+    <w:lvl w:ilvl="4" w:tentative="1">
+      <w:start w:val="1"/>
+      <w:numFmt w:val="bullet"/>
+      <w:lvlText w:val=""/>
+      <w:lvlJc w:val="left"/>
+      <w:pPr>
+        <w:tabs>
+          <w:tab w:val="num" w:pos="3600"/>
+        </w:tabs>
+        <w:ind w:left="3600" w:hanging="360"/>
+      </w:pPr>
+      <w:rPr>
+        <w:rFonts w:ascii="Wingdings" w:hAnsi="Wingdings" w:hint="default"/>
+        <w:sz w:val="20"/>
+      </w:rPr>
+    </w:lvl>
+    <w:lvl w:ilvl="5" w:tentative="1">
+      <w:start w:val="1"/>
+      <w:numFmt w:val="bullet"/>
+      <w:lvlText w:val=""/>
+      <w:lvlJc w:val="left"/>
+      <w:pPr>
+        <w:tabs>
+          <w:tab w:val="num" w:pos="4320"/>
+        </w:tabs>
+        <w:ind w:left="4320" w:hanging="360"/>
+      </w:pPr>
+      <w:rPr>
+        <w:rFonts w:ascii="Wingdings" w:hAnsi="Wingdings" w:hint="default"/>
+        <w:sz w:val="20"/>
+      </w:rPr>
+    </w:lvl>
+    <w:lvl w:ilvl="6" w:tentative="1">
+      <w:start w:val="1"/>
+      <w:numFmt w:val="bullet"/>
+      <w:lvlText w:val=""/>
+      <w:lvlJc w:val="left"/>
+      <w:pPr>
+        <w:tabs>
+          <w:tab w:val="num" w:pos="5040"/>
+        </w:tabs>
+        <w:ind w:left="5040" w:hanging="360"/>
+      </w:pPr>
+      <w:rPr>
+        <w:rFonts w:ascii="Wingdings" w:hAnsi="Wingdings" w:hint="default"/>
+        <w:sz w:val="20"/>
+      </w:rPr>
+    </w:lvl>
+    <w:lvl w:ilvl="7" w:tentative="1">
+      <w:start w:val="1"/>
+      <w:numFmt w:val="bullet"/>
+      <w:lvlText w:val=""/>
+      <w:lvlJc w:val="left"/>
+      <w:pPr>
+        <w:tabs>
+          <w:tab w:val="num" w:pos="5760"/>
+        </w:tabs>
+        <w:ind w:left="5760" w:hanging="360"/>
+      </w:pPr>
+      <w:rPr>
+        <w:rFonts w:ascii="Wingdings" w:hAnsi="Wingdings" w:hint="default"/>
+        <w:sz w:val="20"/>
+      </w:rPr>
+    </w:lvl>
+    <w:lvl w:ilvl="8" w:tentative="1">
+      <w:start w:val="1"/>
+      <w:numFmt w:val="bullet"/>
+      <w:lvlText w:val=""/>
+      <w:lvlJc w:val="left"/>
+      <w:pPr>
+        <w:tabs>
+          <w:tab w:val="num" w:pos="6480"/>
+        </w:tabs>
+        <w:ind w:left="6480" w:hanging="360"/>
+      </w:pPr>
+      <w:rPr>
+        <w:rFonts w:ascii="Wingdings" w:hAnsi="Wingdings" w:hint="default"/>
+        <w:sz w:val="20"/>
+      </w:rPr>
+    </w:lvl>
+  </w:abstractNum>
+  <w:abstractNum w:abstractNumId="6" w15:restartNumberingAfterBreak="0">
     <w:nsid w:val="443725B8"/>
     <w:multiLevelType w:val="multilevel"/>
     <w:tmpl w:val="900ECCF8"/>
@@ -1769,7 +2120,7 @@
       </w:rPr>
     </w:lvl>
   </w:abstractNum>
-  <w:abstractNum w:abstractNumId="5" w15:restartNumberingAfterBreak="0">
+  <w:abstractNum w:abstractNumId="7" w15:restartNumberingAfterBreak="0">
     <w:nsid w:val="49BA394B"/>
     <w:multiLevelType w:val="multilevel"/>
     <w:tmpl w:val="4EC8BBE8"/>
@@ -1918,7 +2269,7 @@
       </w:rPr>
     </w:lvl>
   </w:abstractNum>
-  <w:abstractNum w:abstractNumId="6" w15:restartNumberingAfterBreak="0">
+  <w:abstractNum w:abstractNumId="8" w15:restartNumberingAfterBreak="0">
     <w:nsid w:val="578D130D"/>
     <w:multiLevelType w:val="hybridMultilevel"/>
     <w:tmpl w:val="39D641EA"/>
@@ -2028,6 +2379,602 @@
       </w:pPr>
       <w:rPr>
         <w:rFonts w:ascii="Wingdings" w:hAnsi="Wingdings" w:hint="default"/>
+      </w:rPr>
+    </w:lvl>
+  </w:abstractNum>
+  <w:abstractNum w:abstractNumId="9" w15:restartNumberingAfterBreak="0">
+    <w:nsid w:val="5DC51F1E"/>
+    <w:multiLevelType w:val="multilevel"/>
+    <w:tmpl w:val="DFA0826A"/>
+    <w:lvl w:ilvl="0">
+      <w:start w:val="1"/>
+      <w:numFmt w:val="bullet"/>
+      <w:lvlText w:val=""/>
+      <w:lvlJc w:val="left"/>
+      <w:pPr>
+        <w:tabs>
+          <w:tab w:val="num" w:pos="720"/>
+        </w:tabs>
+        <w:ind w:left="720" w:hanging="360"/>
+      </w:pPr>
+      <w:rPr>
+        <w:rFonts w:ascii="Symbol" w:hAnsi="Symbol" w:hint="default"/>
+        <w:sz w:val="20"/>
+      </w:rPr>
+    </w:lvl>
+    <w:lvl w:ilvl="1" w:tentative="1">
+      <w:start w:val="1"/>
+      <w:numFmt w:val="bullet"/>
+      <w:lvlText w:val="o"/>
+      <w:lvlJc w:val="left"/>
+      <w:pPr>
+        <w:tabs>
+          <w:tab w:val="num" w:pos="1440"/>
+        </w:tabs>
+        <w:ind w:left="1440" w:hanging="360"/>
+      </w:pPr>
+      <w:rPr>
+        <w:rFonts w:ascii="Courier New" w:hAnsi="Courier New" w:hint="default"/>
+        <w:sz w:val="20"/>
+      </w:rPr>
+    </w:lvl>
+    <w:lvl w:ilvl="2" w:tentative="1">
+      <w:start w:val="1"/>
+      <w:numFmt w:val="bullet"/>
+      <w:lvlText w:val=""/>
+      <w:lvlJc w:val="left"/>
+      <w:pPr>
+        <w:tabs>
+          <w:tab w:val="num" w:pos="2160"/>
+        </w:tabs>
+        <w:ind w:left="2160" w:hanging="360"/>
+      </w:pPr>
+      <w:rPr>
+        <w:rFonts w:ascii="Wingdings" w:hAnsi="Wingdings" w:hint="default"/>
+        <w:sz w:val="20"/>
+      </w:rPr>
+    </w:lvl>
+    <w:lvl w:ilvl="3" w:tentative="1">
+      <w:start w:val="1"/>
+      <w:numFmt w:val="bullet"/>
+      <w:lvlText w:val=""/>
+      <w:lvlJc w:val="left"/>
+      <w:pPr>
+        <w:tabs>
+          <w:tab w:val="num" w:pos="2880"/>
+        </w:tabs>
+        <w:ind w:left="2880" w:hanging="360"/>
+      </w:pPr>
+      <w:rPr>
+        <w:rFonts w:ascii="Wingdings" w:hAnsi="Wingdings" w:hint="default"/>
+        <w:sz w:val="20"/>
+      </w:rPr>
+    </w:lvl>
+    <w:lvl w:ilvl="4" w:tentative="1">
+      <w:start w:val="1"/>
+      <w:numFmt w:val="bullet"/>
+      <w:lvlText w:val=""/>
+      <w:lvlJc w:val="left"/>
+      <w:pPr>
+        <w:tabs>
+          <w:tab w:val="num" w:pos="3600"/>
+        </w:tabs>
+        <w:ind w:left="3600" w:hanging="360"/>
+      </w:pPr>
+      <w:rPr>
+        <w:rFonts w:ascii="Wingdings" w:hAnsi="Wingdings" w:hint="default"/>
+        <w:sz w:val="20"/>
+      </w:rPr>
+    </w:lvl>
+    <w:lvl w:ilvl="5" w:tentative="1">
+      <w:start w:val="1"/>
+      <w:numFmt w:val="bullet"/>
+      <w:lvlText w:val=""/>
+      <w:lvlJc w:val="left"/>
+      <w:pPr>
+        <w:tabs>
+          <w:tab w:val="num" w:pos="4320"/>
+        </w:tabs>
+        <w:ind w:left="4320" w:hanging="360"/>
+      </w:pPr>
+      <w:rPr>
+        <w:rFonts w:ascii="Wingdings" w:hAnsi="Wingdings" w:hint="default"/>
+        <w:sz w:val="20"/>
+      </w:rPr>
+    </w:lvl>
+    <w:lvl w:ilvl="6" w:tentative="1">
+      <w:start w:val="1"/>
+      <w:numFmt w:val="bullet"/>
+      <w:lvlText w:val=""/>
+      <w:lvlJc w:val="left"/>
+      <w:pPr>
+        <w:tabs>
+          <w:tab w:val="num" w:pos="5040"/>
+        </w:tabs>
+        <w:ind w:left="5040" w:hanging="360"/>
+      </w:pPr>
+      <w:rPr>
+        <w:rFonts w:ascii="Wingdings" w:hAnsi="Wingdings" w:hint="default"/>
+        <w:sz w:val="20"/>
+      </w:rPr>
+    </w:lvl>
+    <w:lvl w:ilvl="7" w:tentative="1">
+      <w:start w:val="1"/>
+      <w:numFmt w:val="bullet"/>
+      <w:lvlText w:val=""/>
+      <w:lvlJc w:val="left"/>
+      <w:pPr>
+        <w:tabs>
+          <w:tab w:val="num" w:pos="5760"/>
+        </w:tabs>
+        <w:ind w:left="5760" w:hanging="360"/>
+      </w:pPr>
+      <w:rPr>
+        <w:rFonts w:ascii="Wingdings" w:hAnsi="Wingdings" w:hint="default"/>
+        <w:sz w:val="20"/>
+      </w:rPr>
+    </w:lvl>
+    <w:lvl w:ilvl="8" w:tentative="1">
+      <w:start w:val="1"/>
+      <w:numFmt w:val="bullet"/>
+      <w:lvlText w:val=""/>
+      <w:lvlJc w:val="left"/>
+      <w:pPr>
+        <w:tabs>
+          <w:tab w:val="num" w:pos="6480"/>
+        </w:tabs>
+        <w:ind w:left="6480" w:hanging="360"/>
+      </w:pPr>
+      <w:rPr>
+        <w:rFonts w:ascii="Wingdings" w:hAnsi="Wingdings" w:hint="default"/>
+        <w:sz w:val="20"/>
+      </w:rPr>
+    </w:lvl>
+  </w:abstractNum>
+  <w:abstractNum w:abstractNumId="10" w15:restartNumberingAfterBreak="0">
+    <w:nsid w:val="6AE77E2A"/>
+    <w:multiLevelType w:val="multilevel"/>
+    <w:tmpl w:val="CE1CC650"/>
+    <w:lvl w:ilvl="0">
+      <w:start w:val="1"/>
+      <w:numFmt w:val="bullet"/>
+      <w:lvlText w:val=""/>
+      <w:lvlJc w:val="left"/>
+      <w:pPr>
+        <w:tabs>
+          <w:tab w:val="num" w:pos="720"/>
+        </w:tabs>
+        <w:ind w:left="720" w:hanging="360"/>
+      </w:pPr>
+      <w:rPr>
+        <w:rFonts w:ascii="Symbol" w:hAnsi="Symbol" w:hint="default"/>
+        <w:sz w:val="20"/>
+      </w:rPr>
+    </w:lvl>
+    <w:lvl w:ilvl="1" w:tentative="1">
+      <w:start w:val="1"/>
+      <w:numFmt w:val="bullet"/>
+      <w:lvlText w:val="o"/>
+      <w:lvlJc w:val="left"/>
+      <w:pPr>
+        <w:tabs>
+          <w:tab w:val="num" w:pos="1440"/>
+        </w:tabs>
+        <w:ind w:left="1440" w:hanging="360"/>
+      </w:pPr>
+      <w:rPr>
+        <w:rFonts w:ascii="Courier New" w:hAnsi="Courier New" w:hint="default"/>
+        <w:sz w:val="20"/>
+      </w:rPr>
+    </w:lvl>
+    <w:lvl w:ilvl="2" w:tentative="1">
+      <w:start w:val="1"/>
+      <w:numFmt w:val="bullet"/>
+      <w:lvlText w:val=""/>
+      <w:lvlJc w:val="left"/>
+      <w:pPr>
+        <w:tabs>
+          <w:tab w:val="num" w:pos="2160"/>
+        </w:tabs>
+        <w:ind w:left="2160" w:hanging="360"/>
+      </w:pPr>
+      <w:rPr>
+        <w:rFonts w:ascii="Wingdings" w:hAnsi="Wingdings" w:hint="default"/>
+        <w:sz w:val="20"/>
+      </w:rPr>
+    </w:lvl>
+    <w:lvl w:ilvl="3" w:tentative="1">
+      <w:start w:val="1"/>
+      <w:numFmt w:val="bullet"/>
+      <w:lvlText w:val=""/>
+      <w:lvlJc w:val="left"/>
+      <w:pPr>
+        <w:tabs>
+          <w:tab w:val="num" w:pos="2880"/>
+        </w:tabs>
+        <w:ind w:left="2880" w:hanging="360"/>
+      </w:pPr>
+      <w:rPr>
+        <w:rFonts w:ascii="Wingdings" w:hAnsi="Wingdings" w:hint="default"/>
+        <w:sz w:val="20"/>
+      </w:rPr>
+    </w:lvl>
+    <w:lvl w:ilvl="4" w:tentative="1">
+      <w:start w:val="1"/>
+      <w:numFmt w:val="bullet"/>
+      <w:lvlText w:val=""/>
+      <w:lvlJc w:val="left"/>
+      <w:pPr>
+        <w:tabs>
+          <w:tab w:val="num" w:pos="3600"/>
+        </w:tabs>
+        <w:ind w:left="3600" w:hanging="360"/>
+      </w:pPr>
+      <w:rPr>
+        <w:rFonts w:ascii="Wingdings" w:hAnsi="Wingdings" w:hint="default"/>
+        <w:sz w:val="20"/>
+      </w:rPr>
+    </w:lvl>
+    <w:lvl w:ilvl="5" w:tentative="1">
+      <w:start w:val="1"/>
+      <w:numFmt w:val="bullet"/>
+      <w:lvlText w:val=""/>
+      <w:lvlJc w:val="left"/>
+      <w:pPr>
+        <w:tabs>
+          <w:tab w:val="num" w:pos="4320"/>
+        </w:tabs>
+        <w:ind w:left="4320" w:hanging="360"/>
+      </w:pPr>
+      <w:rPr>
+        <w:rFonts w:ascii="Wingdings" w:hAnsi="Wingdings" w:hint="default"/>
+        <w:sz w:val="20"/>
+      </w:rPr>
+    </w:lvl>
+    <w:lvl w:ilvl="6" w:tentative="1">
+      <w:start w:val="1"/>
+      <w:numFmt w:val="bullet"/>
+      <w:lvlText w:val=""/>
+      <w:lvlJc w:val="left"/>
+      <w:pPr>
+        <w:tabs>
+          <w:tab w:val="num" w:pos="5040"/>
+        </w:tabs>
+        <w:ind w:left="5040" w:hanging="360"/>
+      </w:pPr>
+      <w:rPr>
+        <w:rFonts w:ascii="Wingdings" w:hAnsi="Wingdings" w:hint="default"/>
+        <w:sz w:val="20"/>
+      </w:rPr>
+    </w:lvl>
+    <w:lvl w:ilvl="7" w:tentative="1">
+      <w:start w:val="1"/>
+      <w:numFmt w:val="bullet"/>
+      <w:lvlText w:val=""/>
+      <w:lvlJc w:val="left"/>
+      <w:pPr>
+        <w:tabs>
+          <w:tab w:val="num" w:pos="5760"/>
+        </w:tabs>
+        <w:ind w:left="5760" w:hanging="360"/>
+      </w:pPr>
+      <w:rPr>
+        <w:rFonts w:ascii="Wingdings" w:hAnsi="Wingdings" w:hint="default"/>
+        <w:sz w:val="20"/>
+      </w:rPr>
+    </w:lvl>
+    <w:lvl w:ilvl="8" w:tentative="1">
+      <w:start w:val="1"/>
+      <w:numFmt w:val="bullet"/>
+      <w:lvlText w:val=""/>
+      <w:lvlJc w:val="left"/>
+      <w:pPr>
+        <w:tabs>
+          <w:tab w:val="num" w:pos="6480"/>
+        </w:tabs>
+        <w:ind w:left="6480" w:hanging="360"/>
+      </w:pPr>
+      <w:rPr>
+        <w:rFonts w:ascii="Wingdings" w:hAnsi="Wingdings" w:hint="default"/>
+        <w:sz w:val="20"/>
+      </w:rPr>
+    </w:lvl>
+  </w:abstractNum>
+  <w:abstractNum w:abstractNumId="11" w15:restartNumberingAfterBreak="0">
+    <w:nsid w:val="71DE2D15"/>
+    <w:multiLevelType w:val="multilevel"/>
+    <w:tmpl w:val="7C5A1E0C"/>
+    <w:lvl w:ilvl="0">
+      <w:start w:val="1"/>
+      <w:numFmt w:val="bullet"/>
+      <w:lvlText w:val=""/>
+      <w:lvlJc w:val="left"/>
+      <w:pPr>
+        <w:tabs>
+          <w:tab w:val="num" w:pos="720"/>
+        </w:tabs>
+        <w:ind w:left="720" w:hanging="360"/>
+      </w:pPr>
+      <w:rPr>
+        <w:rFonts w:ascii="Symbol" w:hAnsi="Symbol" w:hint="default"/>
+        <w:sz w:val="20"/>
+      </w:rPr>
+    </w:lvl>
+    <w:lvl w:ilvl="1" w:tentative="1">
+      <w:start w:val="1"/>
+      <w:numFmt w:val="bullet"/>
+      <w:lvlText w:val="o"/>
+      <w:lvlJc w:val="left"/>
+      <w:pPr>
+        <w:tabs>
+          <w:tab w:val="num" w:pos="1440"/>
+        </w:tabs>
+        <w:ind w:left="1440" w:hanging="360"/>
+      </w:pPr>
+      <w:rPr>
+        <w:rFonts w:ascii="Courier New" w:hAnsi="Courier New" w:hint="default"/>
+        <w:sz w:val="20"/>
+      </w:rPr>
+    </w:lvl>
+    <w:lvl w:ilvl="2" w:tentative="1">
+      <w:start w:val="1"/>
+      <w:numFmt w:val="bullet"/>
+      <w:lvlText w:val=""/>
+      <w:lvlJc w:val="left"/>
+      <w:pPr>
+        <w:tabs>
+          <w:tab w:val="num" w:pos="2160"/>
+        </w:tabs>
+        <w:ind w:left="2160" w:hanging="360"/>
+      </w:pPr>
+      <w:rPr>
+        <w:rFonts w:ascii="Wingdings" w:hAnsi="Wingdings" w:hint="default"/>
+        <w:sz w:val="20"/>
+      </w:rPr>
+    </w:lvl>
+    <w:lvl w:ilvl="3" w:tentative="1">
+      <w:start w:val="1"/>
+      <w:numFmt w:val="bullet"/>
+      <w:lvlText w:val=""/>
+      <w:lvlJc w:val="left"/>
+      <w:pPr>
+        <w:tabs>
+          <w:tab w:val="num" w:pos="2880"/>
+        </w:tabs>
+        <w:ind w:left="2880" w:hanging="360"/>
+      </w:pPr>
+      <w:rPr>
+        <w:rFonts w:ascii="Wingdings" w:hAnsi="Wingdings" w:hint="default"/>
+        <w:sz w:val="20"/>
+      </w:rPr>
+    </w:lvl>
+    <w:lvl w:ilvl="4" w:tentative="1">
+      <w:start w:val="1"/>
+      <w:numFmt w:val="bullet"/>
+      <w:lvlText w:val=""/>
+      <w:lvlJc w:val="left"/>
+      <w:pPr>
+        <w:tabs>
+          <w:tab w:val="num" w:pos="3600"/>
+        </w:tabs>
+        <w:ind w:left="3600" w:hanging="360"/>
+      </w:pPr>
+      <w:rPr>
+        <w:rFonts w:ascii="Wingdings" w:hAnsi="Wingdings" w:hint="default"/>
+        <w:sz w:val="20"/>
+      </w:rPr>
+    </w:lvl>
+    <w:lvl w:ilvl="5" w:tentative="1">
+      <w:start w:val="1"/>
+      <w:numFmt w:val="bullet"/>
+      <w:lvlText w:val=""/>
+      <w:lvlJc w:val="left"/>
+      <w:pPr>
+        <w:tabs>
+          <w:tab w:val="num" w:pos="4320"/>
+        </w:tabs>
+        <w:ind w:left="4320" w:hanging="360"/>
+      </w:pPr>
+      <w:rPr>
+        <w:rFonts w:ascii="Wingdings" w:hAnsi="Wingdings" w:hint="default"/>
+        <w:sz w:val="20"/>
+      </w:rPr>
+    </w:lvl>
+    <w:lvl w:ilvl="6" w:tentative="1">
+      <w:start w:val="1"/>
+      <w:numFmt w:val="bullet"/>
+      <w:lvlText w:val=""/>
+      <w:lvlJc w:val="left"/>
+      <w:pPr>
+        <w:tabs>
+          <w:tab w:val="num" w:pos="5040"/>
+        </w:tabs>
+        <w:ind w:left="5040" w:hanging="360"/>
+      </w:pPr>
+      <w:rPr>
+        <w:rFonts w:ascii="Wingdings" w:hAnsi="Wingdings" w:hint="default"/>
+        <w:sz w:val="20"/>
+      </w:rPr>
+    </w:lvl>
+    <w:lvl w:ilvl="7" w:tentative="1">
+      <w:start w:val="1"/>
+      <w:numFmt w:val="bullet"/>
+      <w:lvlText w:val=""/>
+      <w:lvlJc w:val="left"/>
+      <w:pPr>
+        <w:tabs>
+          <w:tab w:val="num" w:pos="5760"/>
+        </w:tabs>
+        <w:ind w:left="5760" w:hanging="360"/>
+      </w:pPr>
+      <w:rPr>
+        <w:rFonts w:ascii="Wingdings" w:hAnsi="Wingdings" w:hint="default"/>
+        <w:sz w:val="20"/>
+      </w:rPr>
+    </w:lvl>
+    <w:lvl w:ilvl="8" w:tentative="1">
+      <w:start w:val="1"/>
+      <w:numFmt w:val="bullet"/>
+      <w:lvlText w:val=""/>
+      <w:lvlJc w:val="left"/>
+      <w:pPr>
+        <w:tabs>
+          <w:tab w:val="num" w:pos="6480"/>
+        </w:tabs>
+        <w:ind w:left="6480" w:hanging="360"/>
+      </w:pPr>
+      <w:rPr>
+        <w:rFonts w:ascii="Wingdings" w:hAnsi="Wingdings" w:hint="default"/>
+        <w:sz w:val="20"/>
+      </w:rPr>
+    </w:lvl>
+  </w:abstractNum>
+  <w:abstractNum w:abstractNumId="12" w15:restartNumberingAfterBreak="0">
+    <w:nsid w:val="7A0F687C"/>
+    <w:multiLevelType w:val="multilevel"/>
+    <w:tmpl w:val="4EF44A92"/>
+    <w:lvl w:ilvl="0">
+      <w:start w:val="1"/>
+      <w:numFmt w:val="bullet"/>
+      <w:lvlText w:val=""/>
+      <w:lvlJc w:val="left"/>
+      <w:pPr>
+        <w:tabs>
+          <w:tab w:val="num" w:pos="720"/>
+        </w:tabs>
+        <w:ind w:left="720" w:hanging="360"/>
+      </w:pPr>
+      <w:rPr>
+        <w:rFonts w:ascii="Symbol" w:hAnsi="Symbol" w:hint="default"/>
+        <w:sz w:val="20"/>
+      </w:rPr>
+    </w:lvl>
+    <w:lvl w:ilvl="1" w:tentative="1">
+      <w:start w:val="1"/>
+      <w:numFmt w:val="bullet"/>
+      <w:lvlText w:val="o"/>
+      <w:lvlJc w:val="left"/>
+      <w:pPr>
+        <w:tabs>
+          <w:tab w:val="num" w:pos="1440"/>
+        </w:tabs>
+        <w:ind w:left="1440" w:hanging="360"/>
+      </w:pPr>
+      <w:rPr>
+        <w:rFonts w:ascii="Courier New" w:hAnsi="Courier New" w:hint="default"/>
+        <w:sz w:val="20"/>
+      </w:rPr>
+    </w:lvl>
+    <w:lvl w:ilvl="2" w:tentative="1">
+      <w:start w:val="1"/>
+      <w:numFmt w:val="bullet"/>
+      <w:lvlText w:val=""/>
+      <w:lvlJc w:val="left"/>
+      <w:pPr>
+        <w:tabs>
+          <w:tab w:val="num" w:pos="2160"/>
+        </w:tabs>
+        <w:ind w:left="2160" w:hanging="360"/>
+      </w:pPr>
+      <w:rPr>
+        <w:rFonts w:ascii="Wingdings" w:hAnsi="Wingdings" w:hint="default"/>
+        <w:sz w:val="20"/>
+      </w:rPr>
+    </w:lvl>
+    <w:lvl w:ilvl="3" w:tentative="1">
+      <w:start w:val="1"/>
+      <w:numFmt w:val="bullet"/>
+      <w:lvlText w:val=""/>
+      <w:lvlJc w:val="left"/>
+      <w:pPr>
+        <w:tabs>
+          <w:tab w:val="num" w:pos="2880"/>
+        </w:tabs>
+        <w:ind w:left="2880" w:hanging="360"/>
+      </w:pPr>
+      <w:rPr>
+        <w:rFonts w:ascii="Wingdings" w:hAnsi="Wingdings" w:hint="default"/>
+        <w:sz w:val="20"/>
+      </w:rPr>
+    </w:lvl>
+    <w:lvl w:ilvl="4" w:tentative="1">
+      <w:start w:val="1"/>
+      <w:numFmt w:val="bullet"/>
+      <w:lvlText w:val=""/>
+      <w:lvlJc w:val="left"/>
+      <w:pPr>
+        <w:tabs>
+          <w:tab w:val="num" w:pos="3600"/>
+        </w:tabs>
+        <w:ind w:left="3600" w:hanging="360"/>
+      </w:pPr>
+      <w:rPr>
+        <w:rFonts w:ascii="Wingdings" w:hAnsi="Wingdings" w:hint="default"/>
+        <w:sz w:val="20"/>
+      </w:rPr>
+    </w:lvl>
+    <w:lvl w:ilvl="5" w:tentative="1">
+      <w:start w:val="1"/>
+      <w:numFmt w:val="bullet"/>
+      <w:lvlText w:val=""/>
+      <w:lvlJc w:val="left"/>
+      <w:pPr>
+        <w:tabs>
+          <w:tab w:val="num" w:pos="4320"/>
+        </w:tabs>
+        <w:ind w:left="4320" w:hanging="360"/>
+      </w:pPr>
+      <w:rPr>
+        <w:rFonts w:ascii="Wingdings" w:hAnsi="Wingdings" w:hint="default"/>
+        <w:sz w:val="20"/>
+      </w:rPr>
+    </w:lvl>
+    <w:lvl w:ilvl="6" w:tentative="1">
+      <w:start w:val="1"/>
+      <w:numFmt w:val="bullet"/>
+      <w:lvlText w:val=""/>
+      <w:lvlJc w:val="left"/>
+      <w:pPr>
+        <w:tabs>
+          <w:tab w:val="num" w:pos="5040"/>
+        </w:tabs>
+        <w:ind w:left="5040" w:hanging="360"/>
+      </w:pPr>
+      <w:rPr>
+        <w:rFonts w:ascii="Wingdings" w:hAnsi="Wingdings" w:hint="default"/>
+        <w:sz w:val="20"/>
+      </w:rPr>
+    </w:lvl>
+    <w:lvl w:ilvl="7" w:tentative="1">
+      <w:start w:val="1"/>
+      <w:numFmt w:val="bullet"/>
+      <w:lvlText w:val=""/>
+      <w:lvlJc w:val="left"/>
+      <w:pPr>
+        <w:tabs>
+          <w:tab w:val="num" w:pos="5760"/>
+        </w:tabs>
+        <w:ind w:left="5760" w:hanging="360"/>
+      </w:pPr>
+      <w:rPr>
+        <w:rFonts w:ascii="Wingdings" w:hAnsi="Wingdings" w:hint="default"/>
+        <w:sz w:val="20"/>
+      </w:rPr>
+    </w:lvl>
+    <w:lvl w:ilvl="8" w:tentative="1">
+      <w:start w:val="1"/>
+      <w:numFmt w:val="bullet"/>
+      <w:lvlText w:val=""/>
+      <w:lvlJc w:val="left"/>
+      <w:pPr>
+        <w:tabs>
+          <w:tab w:val="num" w:pos="6480"/>
+        </w:tabs>
+        <w:ind w:left="6480" w:hanging="360"/>
+      </w:pPr>
+      <w:rPr>
+        <w:rFonts w:ascii="Wingdings" w:hAnsi="Wingdings" w:hint="default"/>
+        <w:sz w:val="20"/>
       </w:rPr>
     </w:lvl>
   </w:abstractNum>
@@ -2035,22 +2982,40 @@
     <w:abstractNumId w:val="0"/>
   </w:num>
   <w:num w:numId="2" w16cid:durableId="2121487914">
+    <w:abstractNumId w:val="3"/>
+  </w:num>
+  <w:num w:numId="3" w16cid:durableId="1751152126">
+    <w:abstractNumId w:val="6"/>
+  </w:num>
+  <w:num w:numId="4" w16cid:durableId="1665939453">
     <w:abstractNumId w:val="2"/>
   </w:num>
-  <w:num w:numId="3" w16cid:durableId="1751152126">
+  <w:num w:numId="5" w16cid:durableId="2099279338">
+    <w:abstractNumId w:val="8"/>
+  </w:num>
+  <w:num w:numId="6" w16cid:durableId="919405380">
+    <w:abstractNumId w:val="7"/>
+  </w:num>
+  <w:num w:numId="7" w16cid:durableId="1105736014">
     <w:abstractNumId w:val="4"/>
   </w:num>
-  <w:num w:numId="4" w16cid:durableId="1665939453">
+  <w:num w:numId="8" w16cid:durableId="684747965">
     <w:abstractNumId w:val="1"/>
   </w:num>
-  <w:num w:numId="5" w16cid:durableId="2099279338">
-    <w:abstractNumId w:val="6"/>
+  <w:num w:numId="9" w16cid:durableId="1416976090">
+    <w:abstractNumId w:val="9"/>
   </w:num>
-  <w:num w:numId="6" w16cid:durableId="919405380">
+  <w:num w:numId="10" w16cid:durableId="1104106734">
     <w:abstractNumId w:val="5"/>
   </w:num>
-  <w:num w:numId="7" w16cid:durableId="1105736014">
-    <w:abstractNumId w:val="3"/>
+  <w:num w:numId="11" w16cid:durableId="799029711">
+    <w:abstractNumId w:val="10"/>
+  </w:num>
+  <w:num w:numId="12" w16cid:durableId="576134979">
+    <w:abstractNumId w:val="12"/>
+  </w:num>
+  <w:num w:numId="13" w16cid:durableId="121660791">
+    <w:abstractNumId w:val="11"/>
   </w:num>
 </w:numbering>
 </file>
